--- a/эталон_сборки/default_protocol.docx
+++ b/эталон_сборки/default_protocol.docx
@@ -100,6 +100,8 @@
         <w:jc w:val="center"/>
         <w:rPr>
           <w:rFonts w:ascii="Times New Roman" w:hAnsi="Times New Roman"/>
+          <w:sz w:val="24"/>
+          <w:szCs w:val="24"/>
         </w:rPr>
       </w:pPr>
       <w:r>
@@ -108,31 +110,7 @@
           <w:sz w:val="24"/>
           <w:szCs w:val="24"/>
         </w:rPr>
-        <w:t>ООО Рога и копыта</w:t>
-      </w:r>
-      <w:r>
-        <w:rPr>
-          <w:rFonts w:ascii="Times New Roman" w:hAnsi="Times New Roman"/>
-          <w:sz w:val="24"/>
-          <w:szCs w:val="24"/>
-        </w:rPr>
-        <w:t xml:space="preserve"> </w:t>
-      </w:r>
-      <w:r>
-        <w:rPr>
-          <w:rFonts w:ascii="Times New Roman" w:hAnsi="Times New Roman"/>
-          <w:sz w:val="24"/>
-          <w:szCs w:val="24"/>
-        </w:rPr>
-        <w:br/>
-      </w:r>
-      <w:r>
-        <w:rPr>
-          <w:rFonts w:ascii="Times New Roman" w:hAnsi="Times New Roman"/>
-          <w:sz w:val="24"/>
-          <w:szCs w:val="24"/>
-        </w:rPr>
-        <w:t>Ярославль</w:t>
+        <w:t>{{ПОДРАЗДЕЛЕНИЕ_ПРОВЕРКИ}}</w:t>
       </w:r>
     </w:p>
     <w:p>
@@ -222,40 +200,9 @@
         <w:rPr>
           <w:rFonts w:ascii="Times New Roman" w:hAnsi="Times New Roman"/>
           <w:sz w:val="24"/>
-        </w:rPr>
-        <w:t xml:space="preserve">В </w:t>
-      </w:r>
-      <w:r>
-        <w:rPr>
-          <w:rFonts w:ascii="Times New Roman" w:hAnsi="Times New Roman"/>
-          <w:sz w:val="24"/>
           <w:szCs w:val="24"/>
         </w:rPr>
-        <w:t xml:space="preserve">соответствии с приказом руководителя </w:t>
-      </w:r>
-      <w:r>
-        <w:rPr>
-          <w:rFonts w:ascii="Times New Roman" w:hAnsi="Times New Roman"/>
-          <w:sz w:val="24"/>
-          <w:szCs w:val="24"/>
-        </w:rPr>
-        <w:t>ООО Рога и копыта</w:t>
-      </w:r>
-      <w:r>
-        <w:rPr>
-          <w:rFonts w:ascii="Times New Roman" w:hAnsi="Times New Roman"/>
-          <w:sz w:val="24"/>
-          <w:szCs w:val="24"/>
-        </w:rPr>
-        <w:t xml:space="preserve"> от </w:t>
-      </w:r>
-      <w:r>
-        <w:rPr>
-          <w:rFonts w:ascii="Times New Roman" w:hAnsi="Times New Roman"/>
-          <w:sz w:val="24"/>
-          <w:szCs w:val="24"/>
-        </w:rPr>
-        <w:t>№</w:t>
+        <w:t>В соответствии с приказом {{УТВЕРДИЛ_ПРИКАЗ}} от «__» _______ 20__ г. № ___</w:t>
       </w:r>
     </w:p>
     <w:p>
@@ -348,7 +295,25 @@
           <w:sz w:val="24"/>
           <w:szCs w:val="24"/>
         </w:rPr>
-        <w:t xml:space="preserve">провела проверку знания требований охраны труда работников по программе(ам): </w:t>
+        <w:t>провела проверку знания требований охраны труда работников по программе(</w:t>
+      </w:r>
+      <w:proofErr w:type="spellStart"/>
+      <w:r>
+        <w:rPr>
+          <w:rFonts w:ascii="Times New Roman" w:hAnsi="Times New Roman"/>
+          <w:sz w:val="24"/>
+          <w:szCs w:val="24"/>
+        </w:rPr>
+        <w:t>ам</w:t>
+      </w:r>
+      <w:proofErr w:type="spellEnd"/>
+      <w:r>
+        <w:rPr>
+          <w:rFonts w:ascii="Times New Roman" w:hAnsi="Times New Roman"/>
+          <w:sz w:val="24"/>
+          <w:szCs w:val="24"/>
+        </w:rPr>
+        <w:t xml:space="preserve">): </w:t>
       </w:r>
     </w:p>
     <w:p>
@@ -597,7 +562,43 @@
                 <w:sz w:val="22"/>
                 <w:szCs w:val="22"/>
               </w:rPr>
-              <w:t>Результат проверки знания (удовлетво-рительно/неудовле-творительно), регистрационный номер</w:t>
+              <w:t>Результат проверки знания (</w:t>
+            </w:r>
+            <w:proofErr w:type="spellStart"/>
+            <w:r>
+              <w:rPr>
+                <w:rFonts w:ascii="Times New Roman" w:hAnsi="Times New Roman" w:cs="Times New Roman"/>
+                <w:sz w:val="22"/>
+                <w:szCs w:val="22"/>
+              </w:rPr>
+              <w:t>удовлетво-рительно</w:t>
+            </w:r>
+            <w:proofErr w:type="spellEnd"/>
+            <w:r>
+              <w:rPr>
+                <w:rFonts w:ascii="Times New Roman" w:hAnsi="Times New Roman" w:cs="Times New Roman"/>
+                <w:sz w:val="22"/>
+                <w:szCs w:val="22"/>
+              </w:rPr>
+              <w:t>/</w:t>
+            </w:r>
+            <w:proofErr w:type="spellStart"/>
+            <w:r>
+              <w:rPr>
+                <w:rFonts w:ascii="Times New Roman" w:hAnsi="Times New Roman" w:cs="Times New Roman"/>
+                <w:sz w:val="22"/>
+                <w:szCs w:val="22"/>
+              </w:rPr>
+              <w:t>неудовле-творительно</w:t>
+            </w:r>
+            <w:proofErr w:type="spellEnd"/>
+            <w:r>
+              <w:rPr>
+                <w:rFonts w:ascii="Times New Roman" w:hAnsi="Times New Roman" w:cs="Times New Roman"/>
+                <w:sz w:val="22"/>
+                <w:szCs w:val="22"/>
+              </w:rPr>
+              <w:t>), регистрационный номер</w:t>
             </w:r>
           </w:p>
         </w:tc>
@@ -661,8 +662,18 @@
                 <w:sz w:val="22"/>
                 <w:szCs w:val="22"/>
               </w:rPr>
-              <w:t>Подпись проверя-емого</w:t>
-            </w:r>
+              <w:t xml:space="preserve">Подпись </w:t>
+            </w:r>
+            <w:proofErr w:type="spellStart"/>
+            <w:r>
+              <w:rPr>
+                <w:rFonts w:ascii="Times New Roman" w:hAnsi="Times New Roman" w:cs="Times New Roman"/>
+                <w:sz w:val="22"/>
+                <w:szCs w:val="22"/>
+              </w:rPr>
+              <w:t>проверя-емого</w:t>
+            </w:r>
+            <w:proofErr w:type="spellEnd"/>
           </w:p>
         </w:tc>
       </w:tr>
